--- a/docs/preprint/supplementary.docx
+++ b/docs/preprint/supplementary.docx
@@ -54,13 +54,6 @@
       </w:pPr>
       <w:r>
         <w:t xml:space="preserve">Md Omar Faruqe and Md Humayun Kabir</w:t>
-      </w:r>
-    </w:p>
-    <w:p>
-      <w:r>
-        <w:pict>
-          <v:rect style="width:0;height:1.5pt" o:hralign="center" o:hrstd="t" o:hr="t"/>
-        </w:pict>
       </w:r>
     </w:p>
     <w:p>

--- a/docs/preprint/supplementary.docx
+++ b/docs/preprint/supplementary.docx
@@ -1945,7 +1945,7 @@
     </a:clrScheme>
     <a:fontScheme name="Office">
       <a:majorFont>
-        <a:latin typeface="Calibri"/>
+        <a:latin typeface="Times New Roman"/>
         <a:ea typeface=""/>
         <a:cs typeface=""/>
         <a:font script="Jpan" typeface="ＭＳ ゴシック"/>
@@ -1979,7 +1979,7 @@
         <a:font script="Uigh" typeface="Microsoft Uighur"/>
       </a:majorFont>
       <a:minorFont>
-        <a:latin typeface="Cambria"/>
+        <a:latin typeface="Times New Roman"/>
         <a:ea typeface=""/>
         <a:cs typeface=""/>
         <a:font script="Jpan" typeface="ＭＳ 明朝"/>

--- a/docs/preprint/supplementary.docx
+++ b/docs/preprint/supplementary.docx
@@ -1078,6 +1078,260 @@
             </w:pPr>
             <w:r>
               <w:t xml:space="preserve">0.709</w:t>
+            </w:r>
+          </w:p>
+        </w:tc>
+      </w:tr>
+    </w:tbl>
+    <w:p>
+      <w:pPr>
+        <w:pStyle w:val="BodyText"/>
+      </w:pPr>
+      <w:r>
+        <w:rPr>
+          <w:b/>
+        </w:rPr>
+        <w:t xml:space="preserve">Supplementary Table S4.</w:t>
+      </w:r>
+      <w:r>
+        <w:t xml:space="preserve"> </w:t>
+      </w:r>
+      <w:r>
+        <w:t xml:space="preserve">Positive and negative predictive value of the AMRFinderPlus plus</w:t>
+      </w:r>
+      <w:r>
+        <w:t xml:space="preserve"> </w:t>
+      </w:r>
+      <w:r>
+        <w:rPr>
+          <w:i/>
+        </w:rPr>
+        <w:t xml:space="preserve">mgrB</w:t>
+      </w:r>
+      <w:r>
+        <w:t xml:space="preserve"> </w:t>
+      </w:r>
+      <w:r>
+        <w:t xml:space="preserve">disruption rule (sensitivity 56.7%, specificity 95.2%) across plausible colistin resistance</w:t>
+      </w:r>
+      <w:r>
+        <w:t xml:space="preserve"> </w:t>
+      </w:r>
+      <w:r>
+        <w:t xml:space="preserve">prevalences. Sensitivity and specificity are properties of the rule; predictive values also depend</w:t>
+      </w:r>
+      <w:r>
+        <w:t xml:space="preserve"> </w:t>
+      </w:r>
+      <w:r>
+        <w:t xml:space="preserve">on how common resistance is in the population tested. Prevalences are illustrative and are not</w:t>
+      </w:r>
+      <w:r>
+        <w:t xml:space="preserve"> </w:t>
+      </w:r>
+      <w:r>
+        <w:t xml:space="preserve">estimates for any particular setting.</w:t>
+      </w:r>
+    </w:p>
+    <w:tbl>
+      <w:tblPr>
+        <w:tblStyle w:val="Table"/>
+        <w:tblW w:type="pct" w:w="0.0"/>
+        <w:tblLook w:firstRow="1"/>
+      </w:tblPr>
+      <w:tblGrid/>
+      <w:tr>
+        <w:trPr>
+          <w:cnfStyle w:firstRow="1"/>
+        </w:trPr>
+        <w:tc>
+          <w:tcPr>
+            <w:tcBorders>
+              <w:bottom w:val="single"/>
+            </w:tcBorders>
+            <w:vAlign w:val="bottom"/>
+          </w:tcPr>
+          <w:p>
+            <w:pPr>
+              <w:pStyle w:val="Compact"/>
+              <w:jc w:val="left"/>
+            </w:pPr>
+            <w:r>
+              <w:t xml:space="preserve">Colistin resistance prevalence</w:t>
+            </w:r>
+          </w:p>
+        </w:tc>
+        <w:tc>
+          <w:tcPr>
+            <w:tcBorders>
+              <w:bottom w:val="single"/>
+            </w:tcBorders>
+            <w:vAlign w:val="bottom"/>
+          </w:tcPr>
+          <w:p>
+            <w:pPr>
+              <w:pStyle w:val="Compact"/>
+              <w:jc w:val="left"/>
+            </w:pPr>
+            <w:r>
+              <w:t xml:space="preserve">PPV</w:t>
+            </w:r>
+          </w:p>
+        </w:tc>
+        <w:tc>
+          <w:tcPr>
+            <w:tcBorders>
+              <w:bottom w:val="single"/>
+            </w:tcBorders>
+            <w:vAlign w:val="bottom"/>
+          </w:tcPr>
+          <w:p>
+            <w:pPr>
+              <w:pStyle w:val="Compact"/>
+              <w:jc w:val="left"/>
+            </w:pPr>
+            <w:r>
+              <w:t xml:space="preserve">NPV</w:t>
+            </w:r>
+          </w:p>
+        </w:tc>
+      </w:tr>
+      <w:tr>
+        <w:tc>
+          <w:p>
+            <w:pPr>
+              <w:pStyle w:val="Compact"/>
+              <w:jc w:val="left"/>
+            </w:pPr>
+            <w:r>
+              <w:t xml:space="preserve">2%</w:t>
+            </w:r>
+          </w:p>
+        </w:tc>
+        <w:tc>
+          <w:p>
+            <w:pPr>
+              <w:pStyle w:val="Compact"/>
+              <w:jc w:val="left"/>
+            </w:pPr>
+            <w:r>
+              <w:t xml:space="preserve">19.4%</w:t>
+            </w:r>
+          </w:p>
+        </w:tc>
+        <w:tc>
+          <w:p>
+            <w:pPr>
+              <w:pStyle w:val="Compact"/>
+              <w:jc w:val="left"/>
+            </w:pPr>
+            <w:r>
+              <w:t xml:space="preserve">99.1%</w:t>
+            </w:r>
+          </w:p>
+        </w:tc>
+      </w:tr>
+      <w:tr>
+        <w:tc>
+          <w:p>
+            <w:pPr>
+              <w:pStyle w:val="Compact"/>
+              <w:jc w:val="left"/>
+            </w:pPr>
+            <w:r>
+              <w:t xml:space="preserve">5%</w:t>
+            </w:r>
+          </w:p>
+        </w:tc>
+        <w:tc>
+          <w:p>
+            <w:pPr>
+              <w:pStyle w:val="Compact"/>
+              <w:jc w:val="left"/>
+            </w:pPr>
+            <w:r>
+              <w:t xml:space="preserve">38.3%</w:t>
+            </w:r>
+          </w:p>
+        </w:tc>
+        <w:tc>
+          <w:p>
+            <w:pPr>
+              <w:pStyle w:val="Compact"/>
+              <w:jc w:val="left"/>
+            </w:pPr>
+            <w:r>
+              <w:t xml:space="preserve">97.7%</w:t>
+            </w:r>
+          </w:p>
+        </w:tc>
+      </w:tr>
+      <w:tr>
+        <w:tc>
+          <w:p>
+            <w:pPr>
+              <w:pStyle w:val="Compact"/>
+              <w:jc w:val="left"/>
+            </w:pPr>
+            <w:r>
+              <w:t xml:space="preserve">10%</w:t>
+            </w:r>
+          </w:p>
+        </w:tc>
+        <w:tc>
+          <w:p>
+            <w:pPr>
+              <w:pStyle w:val="Compact"/>
+              <w:jc w:val="left"/>
+            </w:pPr>
+            <w:r>
+              <w:t xml:space="preserve">56.8%</w:t>
+            </w:r>
+          </w:p>
+        </w:tc>
+        <w:tc>
+          <w:p>
+            <w:pPr>
+              <w:pStyle w:val="Compact"/>
+              <w:jc w:val="left"/>
+            </w:pPr>
+            <w:r>
+              <w:t xml:space="preserve">95.2%</w:t>
+            </w:r>
+          </w:p>
+        </w:tc>
+      </w:tr>
+      <w:tr>
+        <w:tc>
+          <w:p>
+            <w:pPr>
+              <w:pStyle w:val="Compact"/>
+              <w:jc w:val="left"/>
+            </w:pPr>
+            <w:r>
+              <w:t xml:space="preserve">24% (this cohort)</w:t>
+            </w:r>
+          </w:p>
+        </w:tc>
+        <w:tc>
+          <w:p>
+            <w:pPr>
+              <w:pStyle w:val="Compact"/>
+              <w:jc w:val="left"/>
+            </w:pPr>
+            <w:r>
+              <w:t xml:space="preserve">78.9%</w:t>
+            </w:r>
+          </w:p>
+        </w:tc>
+        <w:tc>
+          <w:p>
+            <w:pPr>
+              <w:pStyle w:val="Compact"/>
+              <w:jc w:val="left"/>
+            </w:pPr>
+            <w:r>
+              <w:t xml:space="preserve">87.4%</w:t>
             </w:r>
           </w:p>
         </w:tc>
